--- a/public/pdf/haowen_CV_July_2026_ITS.docx
+++ b/public/pdf/haowen_CV_July_2026_ITS.docx
@@ -1,6 +1,6 @@
 
 <file path=word/document.xml><?xml version="1.0" encoding="utf-8"?>
-<w:document xmlns:wpc="http://schemas.microsoft.com/office/word/2010/wordprocessingCanvas" xmlns:cx="http://schemas.microsoft.com/office/drawing/2014/chartex" xmlns:cx1="http://schemas.microsoft.com/office/drawing/2015/9/8/chartex" xmlns:cx2="http://schemas.microsoft.com/office/drawing/2015/10/21/chartex" xmlns:cx3="http://schemas.microsoft.com/office/drawing/2016/5/9/chartex" xmlns:cx4="http://schemas.microsoft.com/office/drawing/2016/5/10/chartex" xmlns:cx5="http://schemas.microsoft.com/office/drawing/2016/5/11/chartex" xmlns:cx6="http://schemas.microsoft.com/office/drawing/2016/5/12/chartex" xmlns:cx7="http://schemas.microsoft.com/office/drawing/2016/5/13/chartex" xmlns:cx8="http://schemas.microsoft.com/office/drawing/2016/5/14/chartex" xmlns:mc="http://schemas.openxmlformats.org/markup-compatibility/2006" xmlns:aink="http://schemas.microsoft.com/office/drawing/2016/ink" xmlns:am3d="http://schemas.microsoft.com/office/drawing/2017/model3d" xmlns:o="urn:schemas-microsoft-com:office:office" xmlns:oel="http://schemas.microsoft.com/office/2019/extlst" xmlns:r="http://schemas.openxmlformats.org/officeDocument/2006/relationships" xmlns:m="http://schemas.openxmlformats.org/officeDocument/2006/math" xmlns:v="urn:schemas-microsoft-com:vml" xmlns:wp14="http://schemas.microsoft.com/office/word/2010/wordprocessingDrawing" xmlns:wp="http://schemas.openxmlformats.org/drawingml/2006/wordprocessingDrawing" xmlns:w10="urn:schemas-microsoft-com:office:word" xmlns:w="http://schemas.openxmlformats.org/wordprocessingml/2006/main" xmlns:w14="http://schemas.microsoft.com/office/word/2010/wordml" xmlns:w15="http://schemas.microsoft.com/office/word/2012/wordml" xmlns:w16cei="http://schemas.microsoft.com/office/word/2026/wordml/cei" xmlns:w16cex="http://schemas.microsoft.com/office/word/2018/wordml/cex" xmlns:w16cid="http://schemas.microsoft.com/office/word/2016/wordml/cid" xmlns:w16="http://schemas.microsoft.com/office/word/2018/wordml" xmlns:w16du="http://schemas.microsoft.com/office/word/2023/wordml/word16du" xmlns:w16sdtdh="http://schemas.microsoft.com/office/word/2020/wordml/sdtdatahash" xmlns:w16sdtfl="http://schemas.microsoft.com/office/word/2024/wordml/sdtformatlock" xmlns:w16se="http://schemas.microsoft.com/office/word/2015/wordml/symex" xmlns:wpg="http://schemas.microsoft.com/office/word/2010/wordprocessingGroup" xmlns:wpi="http://schemas.microsoft.com/office/word/2010/wordprocessingInk" xmlns:wne="http://schemas.microsoft.com/office/word/2006/wordml" xmlns:wps="http://schemas.microsoft.com/office/word/2010/wordprocessingShape" mc:Ignorable="w14 w15 w16se w16cid w16 w16cex w16sdtdh w16sdtfl w16du wp14">
+<w:document xmlns:wpc="http://schemas.microsoft.com/office/word/2010/wordprocessingCanvas" xmlns:cx="http://schemas.microsoft.com/office/drawing/2014/chartex" xmlns:cx1="http://schemas.microsoft.com/office/drawing/2015/9/8/chartex" xmlns:cx2="http://schemas.microsoft.com/office/drawing/2015/10/21/chartex" xmlns:cx3="http://schemas.microsoft.com/office/drawing/2016/5/9/chartex" xmlns:cx4="http://schemas.microsoft.com/office/drawing/2016/5/10/chartex" xmlns:cx5="http://schemas.microsoft.com/office/drawing/2016/5/11/chartex" xmlns:cx6="http://schemas.microsoft.com/office/drawing/2016/5/12/chartex" xmlns:cx7="http://schemas.microsoft.com/office/drawing/2016/5/13/chartex" xmlns:cx8="http://schemas.microsoft.com/office/drawing/2016/5/14/chartex" xmlns:mc="http://schemas.openxmlformats.org/markup-compatibility/2006" xmlns:aink="http://schemas.microsoft.com/office/drawing/2016/ink" xmlns:am3d="http://schemas.microsoft.com/office/drawing/2017/model3d" xmlns:o="urn:schemas-microsoft-com:office:office" xmlns:oel="http://schemas.microsoft.com/office/2019/extlst" xmlns:r="http://schemas.openxmlformats.org/officeDocument/2006/relationships" xmlns:m="http://schemas.openxmlformats.org/officeDocument/2006/math" xmlns:v="urn:schemas-microsoft-com:vml" xmlns:wp14="http://schemas.microsoft.com/office/word/2010/wordprocessingDrawing" xmlns:wp="http://schemas.openxmlformats.org/drawingml/2006/wordprocessingDrawing" xmlns:w10="urn:schemas-microsoft-com:office:word" xmlns:w="http://schemas.openxmlformats.org/wordprocessingml/2006/main" xmlns:w14="http://schemas.microsoft.com/office/word/2010/wordml" xmlns:w15="http://schemas.microsoft.com/office/word/2012/wordml" xmlns:w16cex="http://schemas.microsoft.com/office/word/2018/wordml/cex" xmlns:w16cid="http://schemas.microsoft.com/office/word/2016/wordml/cid" xmlns:w16="http://schemas.microsoft.com/office/word/2018/wordml" xmlns:w16du="http://schemas.microsoft.com/office/word/2023/wordml/word16du" xmlns:w16sdtdh="http://schemas.microsoft.com/office/word/2020/wordml/sdtdatahash" xmlns:w16sdtfl="http://schemas.microsoft.com/office/word/2024/wordml/sdtformatlock" xmlns:w16se="http://schemas.microsoft.com/office/word/2015/wordml/symex" xmlns:wpg="http://schemas.microsoft.com/office/word/2010/wordprocessingGroup" xmlns:wpi="http://schemas.microsoft.com/office/word/2010/wordprocessingInk" xmlns:wne="http://schemas.microsoft.com/office/word/2006/wordml" xmlns:wps="http://schemas.microsoft.com/office/word/2010/wordprocessingShape" mc:Ignorable="w14 w15 w16se w16cid w16 w16cex w16sdtdh w16sdtfl w16du wp14">
   <w:body>
     <w:tbl>
       <w:tblPr>
@@ -1448,7 +1448,25 @@
                 <w:bCs/>
                 <w:lang w:eastAsia="zh-CN"/>
               </w:rPr>
-              <w:t>500</w:t>
+              <w:t>5</w:t>
+            </w:r>
+            <w:r>
+              <w:rPr>
+                <w:rFonts w:ascii="Times New Roman" w:hAnsi="Times New Roman" w:cs="Times New Roman" w:hint="eastAsia"/>
+                <w:b/>
+                <w:bCs/>
+                <w:lang w:eastAsia="zh-CN"/>
+              </w:rPr>
+              <w:t>4</w:t>
+            </w:r>
+            <w:r>
+              <w:rPr>
+                <w:rFonts w:ascii="Times New Roman" w:hAnsi="Times New Roman" w:cs="Times New Roman" w:hint="eastAsia"/>
+                <w:b/>
+                <w:bCs/>
+                <w:lang w:eastAsia="zh-CN"/>
+              </w:rPr>
+              <w:t>0</w:t>
             </w:r>
             <w:r>
               <w:rPr>
@@ -3841,21 +3859,7 @@
               <w:rPr>
                 <w:rFonts w:ascii="Times New Roman" w:hAnsi="Times New Roman" w:cs="Times New Roman"/>
               </w:rPr>
-              <w:t xml:space="preserve">Release of Real-time </w:t>
-            </w:r>
-            <w:proofErr w:type="spellStart"/>
-            <w:r>
-              <w:rPr>
-                <w:rFonts w:ascii="Times New Roman" w:hAnsi="Times New Roman" w:cs="Times New Roman"/>
-              </w:rPr>
-              <w:t>Ctwin</w:t>
-            </w:r>
-            <w:proofErr w:type="spellEnd"/>
-            <w:r>
-              <w:rPr>
-                <w:rFonts w:ascii="Times New Roman" w:hAnsi="Times New Roman" w:cs="Times New Roman"/>
-              </w:rPr>
-              <w:t xml:space="preserve"> v1.1 -- The Chattanooga Digital Twin for Mobility/Transportation</w:t>
+              <w:t>Release of Real-time Ctwin v1.1 -- The Chattanooga Digital Twin for Mobility/Transportation</w:t>
             </w:r>
           </w:p>
         </w:tc>
@@ -5089,13 +5093,22 @@
               <w:r>
                 <w:rPr>
                   <w:rStyle w:val="Hyperlink"/>
+                  <w:rFonts w:hint="eastAsia"/>
                   <w:i/>
                   <w:iCs/>
-                  <w:sz w:val="22"/>
-                  <w:szCs w:val="22"/>
                   <w:lang w:eastAsia="zh-CN"/>
                 </w:rPr>
-                <w:t>in revision</w:t>
+                <w:t>a</w:t>
+              </w:r>
+              <w:r>
+                <w:rPr>
+                  <w:rStyle w:val="Hyperlink"/>
+                  <w:rFonts w:hint="eastAsia"/>
+                  <w:i/>
+                  <w:iCs/>
+                  <w:lang w:eastAsia="zh-CN"/>
+                </w:rPr>
+                <w:t xml:space="preserve">ccepted </w:t>
               </w:r>
             </w:hyperlink>
             <w:r>
@@ -5157,33 +5170,30 @@
             </w:r>
             <w:r>
               <w:rPr>
-                <w:sz w:val="22"/>
-                <w:szCs w:val="22"/>
-                <w:lang w:eastAsia="zh-CN"/>
-              </w:rPr>
-              <w:t>Submitted to ISPRS IJGI (</w:t>
+                <w:i/>
+                <w:iCs/>
+                <w:sz w:val="22"/>
+                <w:szCs w:val="22"/>
+              </w:rPr>
+              <w:t>ISPRS International Journal of Geo-Information</w:t>
+            </w:r>
+            <w:r>
+              <w:rPr>
+                <w:sz w:val="22"/>
+                <w:szCs w:val="22"/>
+              </w:rPr>
+              <w:t xml:space="preserve">. 2026; 15(9):405. </w:t>
             </w:r>
             <w:hyperlink r:id="rId28" w:history="1">
               <w:r>
                 <w:rPr>
                   <w:rStyle w:val="Hyperlink"/>
-                  <w:i/>
-                  <w:iCs/>
                   <w:sz w:val="22"/>
                   <w:szCs w:val="22"/>
-                  <w:lang w:eastAsia="zh-CN"/>
                 </w:rPr>
-                <w:t>in revision</w:t>
+                <w:t>https://doi.org/10.3390/ijgi15090405</w:t>
               </w:r>
             </w:hyperlink>
-            <w:r>
-              <w:rPr>
-                <w:sz w:val="22"/>
-                <w:szCs w:val="22"/>
-                <w:lang w:eastAsia="zh-CN"/>
-              </w:rPr>
-              <w:t xml:space="preserve">) </w:t>
-            </w:r>
           </w:p>
           <w:p>
             <w:pPr>
@@ -5474,6 +5484,7 @@
                 <w:sz w:val="22"/>
                 <w:szCs w:val="22"/>
               </w:rPr>
+              <w:lastRenderedPageBreak/>
               <w:t>Xu, H.,</w:t>
             </w:r>
             <w:r>
@@ -5513,15 +5524,7 @@
                 <w:sz w:val="22"/>
                 <w:szCs w:val="22"/>
               </w:rPr>
-              <w:t xml:space="preserve"> sketches to web-based applications: </w:t>
-            </w:r>
-            <w:r>
-              <w:rPr>
-                <w:sz w:val="22"/>
-                <w:szCs w:val="22"/>
-              </w:rPr>
-              <w:lastRenderedPageBreak/>
-              <w:t xml:space="preserve">Pattern-driven code generation for </w:t>
+              <w:t xml:space="preserve"> sketches to web-based applications: Pattern-driven code generation for </w:t>
             </w:r>
             <w:r>
               <w:rPr>
@@ -6351,23 +6354,7 @@
                 <w:sz w:val="22"/>
                 <w:szCs w:val="22"/>
               </w:rPr>
-              <w:t xml:space="preserve"> Berres, A., </w:t>
-            </w:r>
-            <w:proofErr w:type="spellStart"/>
-            <w:r>
-              <w:rPr>
-                <w:sz w:val="22"/>
-                <w:szCs w:val="22"/>
-              </w:rPr>
-              <w:t>Yoginath</w:t>
-            </w:r>
-            <w:proofErr w:type="spellEnd"/>
-            <w:r>
-              <w:rPr>
-                <w:sz w:val="22"/>
-                <w:szCs w:val="22"/>
-              </w:rPr>
-              <w:t>, S. B., Sorensen, H., Nugent, P. J., Severino, J., ... &amp; Sanyal, J. (2023). Smart Mobility in the Cloud: Enabling Real-Time Situational Awareness and Cyber-Physical Control Through a Digital Twin for Traffic. IEEE Transactions on Intelligent Transportation Systems.</w:t>
+              <w:t xml:space="preserve"> Berres, A., Yoginath, S. B., Sorensen, H., Nugent, P. J., Severino, J., ... &amp; Sanyal, J. (2023). Smart Mobility in the Cloud: Enabling Real-Time Situational Awareness and Cyber-Physical Control Through a Digital Twin for Traffic. IEEE Transactions on Intelligent Transportation Systems.</w:t>
             </w:r>
           </w:p>
           <w:p>
@@ -8068,21 +8055,12 @@
                 <w:szCs w:val="22"/>
               </w:rPr>
             </w:pPr>
-            <w:proofErr w:type="spellStart"/>
-            <w:r>
-              <w:rPr>
-                <w:sz w:val="22"/>
-                <w:szCs w:val="22"/>
-              </w:rPr>
-              <w:t>Yoginath</w:t>
-            </w:r>
-            <w:proofErr w:type="spellEnd"/>
-            <w:r>
-              <w:rPr>
-                <w:sz w:val="22"/>
-                <w:szCs w:val="22"/>
-              </w:rPr>
-              <w:t>, S. B., Ahmad, N., Gunaratne, C., Amichi, L., Kim, J. S., Burger, A., ... &amp; Thakur, G. M. (2025, November). A Scalable Multi-Modal Framework for High-Fidelity Distributed Human Mobility Simulations. In </w:t>
+            <w:r>
+              <w:rPr>
+                <w:sz w:val="22"/>
+                <w:szCs w:val="22"/>
+              </w:rPr>
+              <w:t>Yoginath, S. B., Ahmad, N., Gunaratne, C., Amichi, L., Kim, J. S., Burger, A., ... &amp; Thakur, G. M. (2025, November). A Scalable Multi-Modal Framework for High-Fidelity Distributed Human Mobility Simulations. In </w:t>
             </w:r>
             <w:r>
               <w:rPr>
@@ -8784,23 +8762,7 @@
                 <w:sz w:val="22"/>
                 <w:szCs w:val="22"/>
               </w:rPr>
-              <w:t xml:space="preserve">, S., Hasan, S.M., </w:t>
-            </w:r>
-            <w:proofErr w:type="spellStart"/>
-            <w:r>
-              <w:rPr>
-                <w:sz w:val="22"/>
-                <w:szCs w:val="22"/>
-              </w:rPr>
-              <w:t>Yoginath</w:t>
-            </w:r>
-            <w:proofErr w:type="spellEnd"/>
-            <w:r>
-              <w:rPr>
-                <w:sz w:val="22"/>
-                <w:szCs w:val="22"/>
-              </w:rPr>
-              <w:t xml:space="preserve">, S., </w:t>
+              <w:t xml:space="preserve">, S., Hasan, S.M., Yoginath, S., </w:t>
             </w:r>
             <w:r>
               <w:rPr>
@@ -9771,23 +9733,7 @@
                 <w:sz w:val="22"/>
                 <w:szCs w:val="22"/>
               </w:rPr>
-              <w:t xml:space="preserve">, M., Cheng, Z., </w:t>
-            </w:r>
-            <w:proofErr w:type="spellStart"/>
-            <w:r>
-              <w:rPr>
-                <w:sz w:val="22"/>
-                <w:szCs w:val="22"/>
-              </w:rPr>
-              <w:t>Firoozfar</w:t>
-            </w:r>
-            <w:proofErr w:type="spellEnd"/>
-            <w:r>
-              <w:rPr>
-                <w:sz w:val="22"/>
-                <w:szCs w:val="22"/>
-              </w:rPr>
-              <w:t xml:space="preserve">, A.R., Tsai, H-W., Loeser, T. and </w:t>
+              <w:t xml:space="preserve">, M., Cheng, Z., Firoozfar, A.R., Tsai, H-W., Loeser, T. and </w:t>
             </w:r>
             <w:r>
               <w:rPr>
@@ -9975,23 +9921,7 @@
                 <w:sz w:val="22"/>
                 <w:szCs w:val="22"/>
               </w:rPr>
-              <w:t xml:space="preserve"> Berres, A. S., </w:t>
-            </w:r>
-            <w:proofErr w:type="spellStart"/>
-            <w:r>
-              <w:rPr>
-                <w:sz w:val="22"/>
-                <w:szCs w:val="22"/>
-              </w:rPr>
-              <w:t>Yoginath</w:t>
-            </w:r>
-            <w:proofErr w:type="spellEnd"/>
-            <w:r>
-              <w:rPr>
-                <w:sz w:val="22"/>
-                <w:szCs w:val="22"/>
-              </w:rPr>
-              <w:t xml:space="preserve">, S., Kurte, K, </w:t>
+              <w:t xml:space="preserve"> Berres, A. S., Yoginath, S., Kurte, K, </w:t>
             </w:r>
             <w:proofErr w:type="spellStart"/>
             <w:r>
@@ -10067,23 +9997,7 @@
                 <w:sz w:val="22"/>
                 <w:szCs w:val="22"/>
               </w:rPr>
-              <w:t xml:space="preserve"> Berres, A. S., </w:t>
-            </w:r>
-            <w:proofErr w:type="spellStart"/>
-            <w:r>
-              <w:rPr>
-                <w:sz w:val="22"/>
-                <w:szCs w:val="22"/>
-              </w:rPr>
-              <w:t>Yoginath</w:t>
-            </w:r>
-            <w:proofErr w:type="spellEnd"/>
-            <w:r>
-              <w:rPr>
-                <w:sz w:val="22"/>
-                <w:szCs w:val="22"/>
-              </w:rPr>
-              <w:t xml:space="preserve">, S., Sanyal. J. (2022). Metaverse for Urban Informatics: A Solution towards Participatory Smart City Applications, ASCR Workshop on the Science of Scientific-Software Development and Use. US Department of Energy. </w:t>
+              <w:t xml:space="preserve"> Berres, A. S., Yoginath, S., Sanyal. J. (2022). Metaverse for Urban Informatics: A Solution towards Participatory Smart City Applications, ASCR Workshop on the Science of Scientific-Software Development and Use. US Department of Energy. </w:t>
             </w:r>
           </w:p>
           <w:p>
@@ -12109,7 +12023,7 @@
 </file>
 
 <file path=word/endnotes.xml><?xml version="1.0" encoding="utf-8"?>
-<w:endnotes xmlns:wpc="http://schemas.microsoft.com/office/word/2010/wordprocessingCanvas" xmlns:cx="http://schemas.microsoft.com/office/drawing/2014/chartex" xmlns:cx1="http://schemas.microsoft.com/office/drawing/2015/9/8/chartex" xmlns:cx2="http://schemas.microsoft.com/office/drawing/2015/10/21/chartex" xmlns:cx3="http://schemas.microsoft.com/office/drawing/2016/5/9/chartex" xmlns:cx4="http://schemas.microsoft.com/office/drawing/2016/5/10/chartex" xmlns:cx5="http://schemas.microsoft.com/office/drawing/2016/5/11/chartex" xmlns:cx6="http://schemas.microsoft.com/office/drawing/2016/5/12/chartex" xmlns:cx7="http://schemas.microsoft.com/office/drawing/2016/5/13/chartex" xmlns:cx8="http://schemas.microsoft.com/office/drawing/2016/5/14/chartex" xmlns:mc="http://schemas.openxmlformats.org/markup-compatibility/2006" xmlns:aink="http://schemas.microsoft.com/office/drawing/2016/ink" xmlns:am3d="http://schemas.microsoft.com/office/drawing/2017/model3d" xmlns:o="urn:schemas-microsoft-com:office:office" xmlns:oel="http://schemas.microsoft.com/office/2019/extlst" xmlns:r="http://schemas.openxmlformats.org/officeDocument/2006/relationships" xmlns:m="http://schemas.openxmlformats.org/officeDocument/2006/math" xmlns:v="urn:schemas-microsoft-com:vml" xmlns:wp14="http://schemas.microsoft.com/office/word/2010/wordprocessingDrawing" xmlns:wp="http://schemas.openxmlformats.org/drawingml/2006/wordprocessingDrawing" xmlns:w10="urn:schemas-microsoft-com:office:word" xmlns:w="http://schemas.openxmlformats.org/wordprocessingml/2006/main" xmlns:w14="http://schemas.microsoft.com/office/word/2010/wordml" xmlns:w15="http://schemas.microsoft.com/office/word/2012/wordml" xmlns:w16cei="http://schemas.microsoft.com/office/word/2026/wordml/cei" xmlns:w16cex="http://schemas.microsoft.com/office/word/2018/wordml/cex" xmlns:w16cid="http://schemas.microsoft.com/office/word/2016/wordml/cid" xmlns:w16="http://schemas.microsoft.com/office/word/2018/wordml" xmlns:w16du="http://schemas.microsoft.com/office/word/2023/wordml/word16du" xmlns:w16sdtdh="http://schemas.microsoft.com/office/word/2020/wordml/sdtdatahash" xmlns:w16sdtfl="http://schemas.microsoft.com/office/word/2024/wordml/sdtformatlock" xmlns:w16se="http://schemas.microsoft.com/office/word/2015/wordml/symex" xmlns:wpg="http://schemas.microsoft.com/office/word/2010/wordprocessingGroup" xmlns:wpi="http://schemas.microsoft.com/office/word/2010/wordprocessingInk" xmlns:wne="http://schemas.microsoft.com/office/word/2006/wordml" xmlns:wps="http://schemas.microsoft.com/office/word/2010/wordprocessingShape" mc:Ignorable="w14 w15 w16se w16cid w16 w16cex w16sdtdh w16sdtfl w16du wp14">
+<w:endnotes xmlns:wpc="http://schemas.microsoft.com/office/word/2010/wordprocessingCanvas" xmlns:cx="http://schemas.microsoft.com/office/drawing/2014/chartex" xmlns:cx1="http://schemas.microsoft.com/office/drawing/2015/9/8/chartex" xmlns:cx2="http://schemas.microsoft.com/office/drawing/2015/10/21/chartex" xmlns:cx3="http://schemas.microsoft.com/office/drawing/2016/5/9/chartex" xmlns:cx4="http://schemas.microsoft.com/office/drawing/2016/5/10/chartex" xmlns:cx5="http://schemas.microsoft.com/office/drawing/2016/5/11/chartex" xmlns:cx6="http://schemas.microsoft.com/office/drawing/2016/5/12/chartex" xmlns:cx7="http://schemas.microsoft.com/office/drawing/2016/5/13/chartex" xmlns:cx8="http://schemas.microsoft.com/office/drawing/2016/5/14/chartex" xmlns:mc="http://schemas.openxmlformats.org/markup-compatibility/2006" xmlns:aink="http://schemas.microsoft.com/office/drawing/2016/ink" xmlns:am3d="http://schemas.microsoft.com/office/drawing/2017/model3d" xmlns:o="urn:schemas-microsoft-com:office:office" xmlns:oel="http://schemas.microsoft.com/office/2019/extlst" xmlns:r="http://schemas.openxmlformats.org/officeDocument/2006/relationships" xmlns:m="http://schemas.openxmlformats.org/officeDocument/2006/math" xmlns:v="urn:schemas-microsoft-com:vml" xmlns:wp14="http://schemas.microsoft.com/office/word/2010/wordprocessingDrawing" xmlns:wp="http://schemas.openxmlformats.org/drawingml/2006/wordprocessingDrawing" xmlns:w10="urn:schemas-microsoft-com:office:word" xmlns:w="http://schemas.openxmlformats.org/wordprocessingml/2006/main" xmlns:w14="http://schemas.microsoft.com/office/word/2010/wordml" xmlns:w15="http://schemas.microsoft.com/office/word/2012/wordml" xmlns:w16cex="http://schemas.microsoft.com/office/word/2018/wordml/cex" xmlns:w16cid="http://schemas.microsoft.com/office/word/2016/wordml/cid" xmlns:w16="http://schemas.microsoft.com/office/word/2018/wordml" xmlns:w16du="http://schemas.microsoft.com/office/word/2023/wordml/word16du" xmlns:w16sdtdh="http://schemas.microsoft.com/office/word/2020/wordml/sdtdatahash" xmlns:w16sdtfl="http://schemas.microsoft.com/office/word/2024/wordml/sdtformatlock" xmlns:w16se="http://schemas.microsoft.com/office/word/2015/wordml/symex" xmlns:wpg="http://schemas.microsoft.com/office/word/2010/wordprocessingGroup" xmlns:wpi="http://schemas.microsoft.com/office/word/2010/wordprocessingInk" xmlns:wne="http://schemas.microsoft.com/office/word/2006/wordml" xmlns:wps="http://schemas.microsoft.com/office/word/2010/wordprocessingShape" mc:Ignorable="w14 w15 w16se w16cid w16 w16cex w16sdtdh w16sdtfl w16du wp14">
   <w:endnote w:type="separator" w:id="-1">
     <w:p>
       <w:pPr>
@@ -12134,7 +12048,7 @@
 </file>
 
 <file path=word/footer1.xml><?xml version="1.0" encoding="utf-8"?>
-<w:ftr xmlns:wpc="http://schemas.microsoft.com/office/word/2010/wordprocessingCanvas" xmlns:cx="http://schemas.microsoft.com/office/drawing/2014/chartex" xmlns:cx1="http://schemas.microsoft.com/office/drawing/2015/9/8/chartex" xmlns:cx2="http://schemas.microsoft.com/office/drawing/2015/10/21/chartex" xmlns:cx3="http://schemas.microsoft.com/office/drawing/2016/5/9/chartex" xmlns:cx4="http://schemas.microsoft.com/office/drawing/2016/5/10/chartex" xmlns:cx5="http://schemas.microsoft.com/office/drawing/2016/5/11/chartex" xmlns:cx6="http://schemas.microsoft.com/office/drawing/2016/5/12/chartex" xmlns:cx7="http://schemas.microsoft.com/office/drawing/2016/5/13/chartex" xmlns:cx8="http://schemas.microsoft.com/office/drawing/2016/5/14/chartex" xmlns:mc="http://schemas.openxmlformats.org/markup-compatibility/2006" xmlns:aink="http://schemas.microsoft.com/office/drawing/2016/ink" xmlns:am3d="http://schemas.microsoft.com/office/drawing/2017/model3d" xmlns:o="urn:schemas-microsoft-com:office:office" xmlns:oel="http://schemas.microsoft.com/office/2019/extlst" xmlns:r="http://schemas.openxmlformats.org/officeDocument/2006/relationships" xmlns:m="http://schemas.openxmlformats.org/officeDocument/2006/math" xmlns:v="urn:schemas-microsoft-com:vml" xmlns:wp14="http://schemas.microsoft.com/office/word/2010/wordprocessingDrawing" xmlns:wp="http://schemas.openxmlformats.org/drawingml/2006/wordprocessingDrawing" xmlns:w10="urn:schemas-microsoft-com:office:word" xmlns:w="http://schemas.openxmlformats.org/wordprocessingml/2006/main" xmlns:w14="http://schemas.microsoft.com/office/word/2010/wordml" xmlns:w15="http://schemas.microsoft.com/office/word/2012/wordml" xmlns:w16cei="http://schemas.microsoft.com/office/word/2026/wordml/cei" xmlns:w16cex="http://schemas.microsoft.com/office/word/2018/wordml/cex" xmlns:w16cid="http://schemas.microsoft.com/office/word/2016/wordml/cid" xmlns:w16="http://schemas.microsoft.com/office/word/2018/wordml" xmlns:w16du="http://schemas.microsoft.com/office/word/2023/wordml/word16du" xmlns:w16sdtdh="http://schemas.microsoft.com/office/word/2020/wordml/sdtdatahash" xmlns:w16sdtfl="http://schemas.microsoft.com/office/word/2024/wordml/sdtformatlock" xmlns:w16se="http://schemas.microsoft.com/office/word/2015/wordml/symex" xmlns:wpg="http://schemas.microsoft.com/office/word/2010/wordprocessingGroup" xmlns:wpi="http://schemas.microsoft.com/office/word/2010/wordprocessingInk" xmlns:wne="http://schemas.microsoft.com/office/word/2006/wordml" xmlns:wps="http://schemas.microsoft.com/office/word/2010/wordprocessingShape" mc:Ignorable="w14 w15 w16se w16cid w16 w16cex w16sdtdh w16sdtfl w16du wp14">
+<w:ftr xmlns:wpc="http://schemas.microsoft.com/office/word/2010/wordprocessingCanvas" xmlns:cx="http://schemas.microsoft.com/office/drawing/2014/chartex" xmlns:cx1="http://schemas.microsoft.com/office/drawing/2015/9/8/chartex" xmlns:cx2="http://schemas.microsoft.com/office/drawing/2015/10/21/chartex" xmlns:cx3="http://schemas.microsoft.com/office/drawing/2016/5/9/chartex" xmlns:cx4="http://schemas.microsoft.com/office/drawing/2016/5/10/chartex" xmlns:cx5="http://schemas.microsoft.com/office/drawing/2016/5/11/chartex" xmlns:cx6="http://schemas.microsoft.com/office/drawing/2016/5/12/chartex" xmlns:cx7="http://schemas.microsoft.com/office/drawing/2016/5/13/chartex" xmlns:cx8="http://schemas.microsoft.com/office/drawing/2016/5/14/chartex" xmlns:mc="http://schemas.openxmlformats.org/markup-compatibility/2006" xmlns:aink="http://schemas.microsoft.com/office/drawing/2016/ink" xmlns:am3d="http://schemas.microsoft.com/office/drawing/2017/model3d" xmlns:o="urn:schemas-microsoft-com:office:office" xmlns:oel="http://schemas.microsoft.com/office/2019/extlst" xmlns:r="http://schemas.openxmlformats.org/officeDocument/2006/relationships" xmlns:m="http://schemas.openxmlformats.org/officeDocument/2006/math" xmlns:v="urn:schemas-microsoft-com:vml" xmlns:wp14="http://schemas.microsoft.com/office/word/2010/wordprocessingDrawing" xmlns:wp="http://schemas.openxmlformats.org/drawingml/2006/wordprocessingDrawing" xmlns:w10="urn:schemas-microsoft-com:office:word" xmlns:w="http://schemas.openxmlformats.org/wordprocessingml/2006/main" xmlns:w14="http://schemas.microsoft.com/office/word/2010/wordml" xmlns:w15="http://schemas.microsoft.com/office/word/2012/wordml" xmlns:w16cex="http://schemas.microsoft.com/office/word/2018/wordml/cex" xmlns:w16cid="http://schemas.microsoft.com/office/word/2016/wordml/cid" xmlns:w16="http://schemas.microsoft.com/office/word/2018/wordml" xmlns:w16du="http://schemas.microsoft.com/office/word/2023/wordml/word16du" xmlns:w16sdtdh="http://schemas.microsoft.com/office/word/2020/wordml/sdtdatahash" xmlns:w16sdtfl="http://schemas.microsoft.com/office/word/2024/wordml/sdtformatlock" xmlns:w16se="http://schemas.microsoft.com/office/word/2015/wordml/symex" xmlns:wpg="http://schemas.microsoft.com/office/word/2010/wordprocessingGroup" xmlns:wpi="http://schemas.microsoft.com/office/word/2010/wordprocessingInk" xmlns:wne="http://schemas.microsoft.com/office/word/2006/wordml" xmlns:wps="http://schemas.microsoft.com/office/word/2010/wordprocessingShape" mc:Ignorable="w14 w15 w16se w16cid w16 w16cex w16sdtdh w16sdtfl w16du wp14">
   <w:sdt>
     <w:sdtPr>
       <w:id w:val="2137681401"/>
@@ -12187,7 +12101,7 @@
 </file>
 
 <file path=word/footnotes.xml><?xml version="1.0" encoding="utf-8"?>
-<w:footnotes xmlns:wpc="http://schemas.microsoft.com/office/word/2010/wordprocessingCanvas" xmlns:cx="http://schemas.microsoft.com/office/drawing/2014/chartex" xmlns:cx1="http://schemas.microsoft.com/office/drawing/2015/9/8/chartex" xmlns:cx2="http://schemas.microsoft.com/office/drawing/2015/10/21/chartex" xmlns:cx3="http://schemas.microsoft.com/office/drawing/2016/5/9/chartex" xmlns:cx4="http://schemas.microsoft.com/office/drawing/2016/5/10/chartex" xmlns:cx5="http://schemas.microsoft.com/office/drawing/2016/5/11/chartex" xmlns:cx6="http://schemas.microsoft.com/office/drawing/2016/5/12/chartex" xmlns:cx7="http://schemas.microsoft.com/office/drawing/2016/5/13/chartex" xmlns:cx8="http://schemas.microsoft.com/office/drawing/2016/5/14/chartex" xmlns:mc="http://schemas.openxmlformats.org/markup-compatibility/2006" xmlns:aink="http://schemas.microsoft.com/office/drawing/2016/ink" xmlns:am3d="http://schemas.microsoft.com/office/drawing/2017/model3d" xmlns:o="urn:schemas-microsoft-com:office:office" xmlns:oel="http://schemas.microsoft.com/office/2019/extlst" xmlns:r="http://schemas.openxmlformats.org/officeDocument/2006/relationships" xmlns:m="http://schemas.openxmlformats.org/officeDocument/2006/math" xmlns:v="urn:schemas-microsoft-com:vml" xmlns:wp14="http://schemas.microsoft.com/office/word/2010/wordprocessingDrawing" xmlns:wp="http://schemas.openxmlformats.org/drawingml/2006/wordprocessingDrawing" xmlns:w10="urn:schemas-microsoft-com:office:word" xmlns:w="http://schemas.openxmlformats.org/wordprocessingml/2006/main" xmlns:w14="http://schemas.microsoft.com/office/word/2010/wordml" xmlns:w15="http://schemas.microsoft.com/office/word/2012/wordml" xmlns:w16cei="http://schemas.microsoft.com/office/word/2026/wordml/cei" xmlns:w16cex="http://schemas.microsoft.com/office/word/2018/wordml/cex" xmlns:w16cid="http://schemas.microsoft.com/office/word/2016/wordml/cid" xmlns:w16="http://schemas.microsoft.com/office/word/2018/wordml" xmlns:w16du="http://schemas.microsoft.com/office/word/2023/wordml/word16du" xmlns:w16sdtdh="http://schemas.microsoft.com/office/word/2020/wordml/sdtdatahash" xmlns:w16sdtfl="http://schemas.microsoft.com/office/word/2024/wordml/sdtformatlock" xmlns:w16se="http://schemas.microsoft.com/office/word/2015/wordml/symex" xmlns:wpg="http://schemas.microsoft.com/office/word/2010/wordprocessingGroup" xmlns:wpi="http://schemas.microsoft.com/office/word/2010/wordprocessingInk" xmlns:wne="http://schemas.microsoft.com/office/word/2006/wordml" xmlns:wps="http://schemas.microsoft.com/office/word/2010/wordprocessingShape" mc:Ignorable="w14 w15 w16se w16cid w16 w16cex w16sdtdh w16sdtfl w16du wp14">
+<w:footnotes xmlns:wpc="http://schemas.microsoft.com/office/word/2010/wordprocessingCanvas" xmlns:cx="http://schemas.microsoft.com/office/drawing/2014/chartex" xmlns:cx1="http://schemas.microsoft.com/office/drawing/2015/9/8/chartex" xmlns:cx2="http://schemas.microsoft.com/office/drawing/2015/10/21/chartex" xmlns:cx3="http://schemas.microsoft.com/office/drawing/2016/5/9/chartex" xmlns:cx4="http://schemas.microsoft.com/office/drawing/2016/5/10/chartex" xmlns:cx5="http://schemas.microsoft.com/office/drawing/2016/5/11/chartex" xmlns:cx6="http://schemas.microsoft.com/office/drawing/2016/5/12/chartex" xmlns:cx7="http://schemas.microsoft.com/office/drawing/2016/5/13/chartex" xmlns:cx8="http://schemas.microsoft.com/office/drawing/2016/5/14/chartex" xmlns:mc="http://schemas.openxmlformats.org/markup-compatibility/2006" xmlns:aink="http://schemas.microsoft.com/office/drawing/2016/ink" xmlns:am3d="http://schemas.microsoft.com/office/drawing/2017/model3d" xmlns:o="urn:schemas-microsoft-com:office:office" xmlns:oel="http://schemas.microsoft.com/office/2019/extlst" xmlns:r="http://schemas.openxmlformats.org/officeDocument/2006/relationships" xmlns:m="http://schemas.openxmlformats.org/officeDocument/2006/math" xmlns:v="urn:schemas-microsoft-com:vml" xmlns:wp14="http://schemas.microsoft.com/office/word/2010/wordprocessingDrawing" xmlns:wp="http://schemas.openxmlformats.org/drawingml/2006/wordprocessingDrawing" xmlns:w10="urn:schemas-microsoft-com:office:word" xmlns:w="http://schemas.openxmlformats.org/wordprocessingml/2006/main" xmlns:w14="http://schemas.microsoft.com/office/word/2010/wordml" xmlns:w15="http://schemas.microsoft.com/office/word/2012/wordml" xmlns:w16cex="http://schemas.microsoft.com/office/word/2018/wordml/cex" xmlns:w16cid="http://schemas.microsoft.com/office/word/2016/wordml/cid" xmlns:w16="http://schemas.microsoft.com/office/word/2018/wordml" xmlns:w16du="http://schemas.microsoft.com/office/word/2023/wordml/word16du" xmlns:w16sdtdh="http://schemas.microsoft.com/office/word/2020/wordml/sdtdatahash" xmlns:w16sdtfl="http://schemas.microsoft.com/office/word/2024/wordml/sdtformatlock" xmlns:w16se="http://schemas.microsoft.com/office/word/2015/wordml/symex" xmlns:wpg="http://schemas.microsoft.com/office/word/2010/wordprocessingGroup" xmlns:wpi="http://schemas.microsoft.com/office/word/2010/wordprocessingInk" xmlns:wne="http://schemas.microsoft.com/office/word/2006/wordml" xmlns:wps="http://schemas.microsoft.com/office/word/2010/wordprocessingShape" mc:Ignorable="w14 w15 w16se w16cid w16 w16cex w16sdtdh w16sdtfl w16du wp14">
   <w:footnote w:type="separator" w:id="-1">
     <w:p>
       <w:pPr>
@@ -12212,7 +12126,7 @@
 </file>
 
 <file path=word/header1.xml><?xml version="1.0" encoding="utf-8"?>
-<w:hdr xmlns:wpc="http://schemas.microsoft.com/office/word/2010/wordprocessingCanvas" xmlns:cx="http://schemas.microsoft.com/office/drawing/2014/chartex" xmlns:cx1="http://schemas.microsoft.com/office/drawing/2015/9/8/chartex" xmlns:cx2="http://schemas.microsoft.com/office/drawing/2015/10/21/chartex" xmlns:cx3="http://schemas.microsoft.com/office/drawing/2016/5/9/chartex" xmlns:cx4="http://schemas.microsoft.com/office/drawing/2016/5/10/chartex" xmlns:cx5="http://schemas.microsoft.com/office/drawing/2016/5/11/chartex" xmlns:cx6="http://schemas.microsoft.com/office/drawing/2016/5/12/chartex" xmlns:cx7="http://schemas.microsoft.com/office/drawing/2016/5/13/chartex" xmlns:cx8="http://schemas.microsoft.com/office/drawing/2016/5/14/chartex" xmlns:mc="http://schemas.openxmlformats.org/markup-compatibility/2006" xmlns:aink="http://schemas.microsoft.com/office/drawing/2016/ink" xmlns:am3d="http://schemas.microsoft.com/office/drawing/2017/model3d" xmlns:o="urn:schemas-microsoft-com:office:office" xmlns:oel="http://schemas.microsoft.com/office/2019/extlst" xmlns:r="http://schemas.openxmlformats.org/officeDocument/2006/relationships" xmlns:m="http://schemas.openxmlformats.org/officeDocument/2006/math" xmlns:v="urn:schemas-microsoft-com:vml" xmlns:wp14="http://schemas.microsoft.com/office/word/2010/wordprocessingDrawing" xmlns:wp="http://schemas.openxmlformats.org/drawingml/2006/wordprocessingDrawing" xmlns:w10="urn:schemas-microsoft-com:office:word" xmlns:w="http://schemas.openxmlformats.org/wordprocessingml/2006/main" xmlns:w14="http://schemas.microsoft.com/office/word/2010/wordml" xmlns:w15="http://schemas.microsoft.com/office/word/2012/wordml" xmlns:w16cei="http://schemas.microsoft.com/office/word/2026/wordml/cei" xmlns:w16cex="http://schemas.microsoft.com/office/word/2018/wordml/cex" xmlns:w16cid="http://schemas.microsoft.com/office/word/2016/wordml/cid" xmlns:w16="http://schemas.microsoft.com/office/word/2018/wordml" xmlns:w16du="http://schemas.microsoft.com/office/word/2023/wordml/word16du" xmlns:w16sdtdh="http://schemas.microsoft.com/office/word/2020/wordml/sdtdatahash" xmlns:w16sdtfl="http://schemas.microsoft.com/office/word/2024/wordml/sdtformatlock" xmlns:w16se="http://schemas.microsoft.com/office/word/2015/wordml/symex" xmlns:wpg="http://schemas.microsoft.com/office/word/2010/wordprocessingGroup" xmlns:wpi="http://schemas.microsoft.com/office/word/2010/wordprocessingInk" xmlns:wne="http://schemas.microsoft.com/office/word/2006/wordml" xmlns:wps="http://schemas.microsoft.com/office/word/2010/wordprocessingShape" mc:Ignorable="w14 w15 w16se w16cid w16 w16cex w16sdtdh w16sdtfl w16du wp14">
+<w:hdr xmlns:wpc="http://schemas.microsoft.com/office/word/2010/wordprocessingCanvas" xmlns:cx="http://schemas.microsoft.com/office/drawing/2014/chartex" xmlns:cx1="http://schemas.microsoft.com/office/drawing/2015/9/8/chartex" xmlns:cx2="http://schemas.microsoft.com/office/drawing/2015/10/21/chartex" xmlns:cx3="http://schemas.microsoft.com/office/drawing/2016/5/9/chartex" xmlns:cx4="http://schemas.microsoft.com/office/drawing/2016/5/10/chartex" xmlns:cx5="http://schemas.microsoft.com/office/drawing/2016/5/11/chartex" xmlns:cx6="http://schemas.microsoft.com/office/drawing/2016/5/12/chartex" xmlns:cx7="http://schemas.microsoft.com/office/drawing/2016/5/13/chartex" xmlns:cx8="http://schemas.microsoft.com/office/drawing/2016/5/14/chartex" xmlns:mc="http://schemas.openxmlformats.org/markup-compatibility/2006" xmlns:aink="http://schemas.microsoft.com/office/drawing/2016/ink" xmlns:am3d="http://schemas.microsoft.com/office/drawing/2017/model3d" xmlns:o="urn:schemas-microsoft-com:office:office" xmlns:oel="http://schemas.microsoft.com/office/2019/extlst" xmlns:r="http://schemas.openxmlformats.org/officeDocument/2006/relationships" xmlns:m="http://schemas.openxmlformats.org/officeDocument/2006/math" xmlns:v="urn:schemas-microsoft-com:vml" xmlns:wp14="http://schemas.microsoft.com/office/word/2010/wordprocessingDrawing" xmlns:wp="http://schemas.openxmlformats.org/drawingml/2006/wordprocessingDrawing" xmlns:w10="urn:schemas-microsoft-com:office:word" xmlns:w="http://schemas.openxmlformats.org/wordprocessingml/2006/main" xmlns:w14="http://schemas.microsoft.com/office/word/2010/wordml" xmlns:w15="http://schemas.microsoft.com/office/word/2012/wordml" xmlns:w16cex="http://schemas.microsoft.com/office/word/2018/wordml/cex" xmlns:w16cid="http://schemas.microsoft.com/office/word/2016/wordml/cid" xmlns:w16="http://schemas.microsoft.com/office/word/2018/wordml" xmlns:w16du="http://schemas.microsoft.com/office/word/2023/wordml/word16du" xmlns:w16sdtdh="http://schemas.microsoft.com/office/word/2020/wordml/sdtdatahash" xmlns:w16sdtfl="http://schemas.microsoft.com/office/word/2024/wordml/sdtformatlock" xmlns:w16se="http://schemas.microsoft.com/office/word/2015/wordml/symex" xmlns:wpg="http://schemas.microsoft.com/office/word/2010/wordprocessingGroup" xmlns:wpi="http://schemas.microsoft.com/office/word/2010/wordprocessingInk" xmlns:wne="http://schemas.microsoft.com/office/word/2006/wordml" xmlns:wps="http://schemas.microsoft.com/office/word/2010/wordprocessingShape" mc:Ignorable="w14 w15 w16se w16cid w16 w16cex w16sdtdh w16sdtfl w16du wp14">
   <w:p>
     <w:pPr>
       <w:pStyle w:val="Header"/>
@@ -12223,7 +12137,7 @@
 </file>
 
 <file path=word/numbering.xml><?xml version="1.0" encoding="utf-8"?>
-<w:numbering xmlns:wpc="http://schemas.microsoft.com/office/word/2010/wordprocessingCanvas" xmlns:cx="http://schemas.microsoft.com/office/drawing/2014/chartex" xmlns:cx1="http://schemas.microsoft.com/office/drawing/2015/9/8/chartex" xmlns:cx2="http://schemas.microsoft.com/office/drawing/2015/10/21/chartex" xmlns:cx3="http://schemas.microsoft.com/office/drawing/2016/5/9/chartex" xmlns:cx4="http://schemas.microsoft.com/office/drawing/2016/5/10/chartex" xmlns:cx5="http://schemas.microsoft.com/office/drawing/2016/5/11/chartex" xmlns:cx6="http://schemas.microsoft.com/office/drawing/2016/5/12/chartex" xmlns:cx7="http://schemas.microsoft.com/office/drawing/2016/5/13/chartex" xmlns:cx8="http://schemas.microsoft.com/office/drawing/2016/5/14/chartex" xmlns:mc="http://schemas.openxmlformats.org/markup-compatibility/2006" xmlns:aink="http://schemas.microsoft.com/office/drawing/2016/ink" xmlns:am3d="http://schemas.microsoft.com/office/drawing/2017/model3d" xmlns:o="urn:schemas-microsoft-com:office:office" xmlns:oel="http://schemas.microsoft.com/office/2019/extlst" xmlns:r="http://schemas.openxmlformats.org/officeDocument/2006/relationships" xmlns:m="http://schemas.openxmlformats.org/officeDocument/2006/math" xmlns:v="urn:schemas-microsoft-com:vml" xmlns:wp14="http://schemas.microsoft.com/office/word/2010/wordprocessingDrawing" xmlns:wp="http://schemas.openxmlformats.org/drawingml/2006/wordprocessingDrawing" xmlns:w10="urn:schemas-microsoft-com:office:word" xmlns:w="http://schemas.openxmlformats.org/wordprocessingml/2006/main" xmlns:w14="http://schemas.microsoft.com/office/word/2010/wordml" xmlns:w15="http://schemas.microsoft.com/office/word/2012/wordml" xmlns:w16cei="http://schemas.microsoft.com/office/word/2026/wordml/cei" xmlns:w16cex="http://schemas.microsoft.com/office/word/2018/wordml/cex" xmlns:w16cid="http://schemas.microsoft.com/office/word/2016/wordml/cid" xmlns:w16="http://schemas.microsoft.com/office/word/2018/wordml" xmlns:w16du="http://schemas.microsoft.com/office/word/2023/wordml/word16du" xmlns:w16sdtdh="http://schemas.microsoft.com/office/word/2020/wordml/sdtdatahash" xmlns:w16sdtfl="http://schemas.microsoft.com/office/word/2024/wordml/sdtformatlock" xmlns:w16se="http://schemas.microsoft.com/office/word/2015/wordml/symex" xmlns:wpg="http://schemas.microsoft.com/office/word/2010/wordprocessingGroup" xmlns:wpi="http://schemas.microsoft.com/office/word/2010/wordprocessingInk" xmlns:wne="http://schemas.microsoft.com/office/word/2006/wordml" xmlns:wps="http://schemas.microsoft.com/office/word/2010/wordprocessingShape" mc:Ignorable="w14 w15 w16se w16cid w16 w16cex w16sdtdh w16sdtfl w16du wp14">
+<w:numbering xmlns:wpc="http://schemas.microsoft.com/office/word/2010/wordprocessingCanvas" xmlns:cx="http://schemas.microsoft.com/office/drawing/2014/chartex" xmlns:cx1="http://schemas.microsoft.com/office/drawing/2015/9/8/chartex" xmlns:cx2="http://schemas.microsoft.com/office/drawing/2015/10/21/chartex" xmlns:cx3="http://schemas.microsoft.com/office/drawing/2016/5/9/chartex" xmlns:cx4="http://schemas.microsoft.com/office/drawing/2016/5/10/chartex" xmlns:cx5="http://schemas.microsoft.com/office/drawing/2016/5/11/chartex" xmlns:cx6="http://schemas.microsoft.com/office/drawing/2016/5/12/chartex" xmlns:cx7="http://schemas.microsoft.com/office/drawing/2016/5/13/chartex" xmlns:cx8="http://schemas.microsoft.com/office/drawing/2016/5/14/chartex" xmlns:mc="http://schemas.openxmlformats.org/markup-compatibility/2006" xmlns:aink="http://schemas.microsoft.com/office/drawing/2016/ink" xmlns:am3d="http://schemas.microsoft.com/office/drawing/2017/model3d" xmlns:o="urn:schemas-microsoft-com:office:office" xmlns:oel="http://schemas.microsoft.com/office/2019/extlst" xmlns:r="http://schemas.openxmlformats.org/officeDocument/2006/relationships" xmlns:m="http://schemas.openxmlformats.org/officeDocument/2006/math" xmlns:v="urn:schemas-microsoft-com:vml" xmlns:wp14="http://schemas.microsoft.com/office/word/2010/wordprocessingDrawing" xmlns:wp="http://schemas.openxmlformats.org/drawingml/2006/wordprocessingDrawing" xmlns:w10="urn:schemas-microsoft-com:office:word" xmlns:w="http://schemas.openxmlformats.org/wordprocessingml/2006/main" xmlns:w14="http://schemas.microsoft.com/office/word/2010/wordml" xmlns:w15="http://schemas.microsoft.com/office/word/2012/wordml" xmlns:w16cex="http://schemas.microsoft.com/office/word/2018/wordml/cex" xmlns:w16cid="http://schemas.microsoft.com/office/word/2016/wordml/cid" xmlns:w16="http://schemas.microsoft.com/office/word/2018/wordml" xmlns:w16du="http://schemas.microsoft.com/office/word/2023/wordml/word16du" xmlns:w16sdtdh="http://schemas.microsoft.com/office/word/2020/wordml/sdtdatahash" xmlns:w16sdtfl="http://schemas.microsoft.com/office/word/2024/wordml/sdtformatlock" xmlns:w16se="http://schemas.microsoft.com/office/word/2015/wordml/symex" xmlns:wpg="http://schemas.microsoft.com/office/word/2010/wordprocessingGroup" xmlns:wpi="http://schemas.microsoft.com/office/word/2010/wordprocessingInk" xmlns:wne="http://schemas.microsoft.com/office/word/2006/wordml" xmlns:wps="http://schemas.microsoft.com/office/word/2010/wordprocessingShape" mc:Ignorable="w14 w15 w16se w16cid w16 w16cex w16sdtdh w16sdtfl w16du wp14">
   <w:abstractNum w:abstractNumId="0" w15:restartNumberingAfterBreak="0">
     <w:nsid w:val="07DC3B76"/>
     <w:multiLevelType w:val="hybridMultilevel"/>
@@ -17157,20 +17071,16 @@
 </file>
 
 <file path=customXml/item1.xml><?xml version="1.0" encoding="utf-8"?>
-<p:properties xmlns:p="http://schemas.microsoft.com/office/2006/metadata/properties" xmlns:xsi="http://www.w3.org/2001/XMLSchema-instance" xmlns:pc="http://schemas.microsoft.com/office/infopath/2007/PartnerControls">
-  <documentManagement>
-    <_activity xmlns="a9bc63bf-e414-4596-9255-bdb522bb04a2" xsi:nil="true"/>
-  </documentManagement>
-</p:properties>
-</file>
-
-<file path=customXml/item2.xml><?xml version="1.0" encoding="utf-8"?>
 <?mso-contentType ?>
 <FormTemplates xmlns="http://schemas.microsoft.com/sharepoint/v3/contenttype/forms">
   <Display>DocumentLibraryForm</Display>
   <Edit>DocumentLibraryForm</Edit>
   <New>DocumentLibraryForm</New>
 </FormTemplates>
+</file>
+
+<file path=customXml/item2.xml><?xml version="1.0" encoding="utf-8"?>
+<b:Sources xmlns:b="http://schemas.openxmlformats.org/officeDocument/2006/bibliography" xmlns="http://schemas.openxmlformats.org/officeDocument/2006/bibliography" SelectedStyle="\APASixthEditionOfficeOnline.xsl" StyleName="APA" Version="6"/>
 </file>
 
 <file path=customXml/item3.xml><?xml version="1.0" encoding="utf-8"?>
@@ -17362,23 +17272,25 @@
 </file>
 
 <file path=customXml/item4.xml><?xml version="1.0" encoding="utf-8"?>
-<b:Sources xmlns:b="http://schemas.openxmlformats.org/officeDocument/2006/bibliography" xmlns="http://schemas.openxmlformats.org/officeDocument/2006/bibliography" SelectedStyle="\APASixthEditionOfficeOnline.xsl" StyleName="APA" Version="6"/>
+<p:properties xmlns:p="http://schemas.microsoft.com/office/2006/metadata/properties" xmlns:xsi="http://www.w3.org/2001/XMLSchema-instance" xmlns:pc="http://schemas.microsoft.com/office/infopath/2007/PartnerControls">
+  <documentManagement>
+    <_activity xmlns="a9bc63bf-e414-4596-9255-bdb522bb04a2" xsi:nil="true"/>
+  </documentManagement>
+</p:properties>
 </file>
 
 <file path=customXml/itemProps1.xml><?xml version="1.0" encoding="utf-8"?>
-<ds:datastoreItem xmlns:ds="http://schemas.openxmlformats.org/officeDocument/2006/customXml" ds:itemID="{A73E29A6-B802-4A70-85D1-63DDE2FFA54D}">
+<ds:datastoreItem xmlns:ds="http://schemas.openxmlformats.org/officeDocument/2006/customXml" ds:itemID="{A33AEA28-2BB5-4531-8AA6-E836D1A317B9}">
   <ds:schemaRefs>
-    <ds:schemaRef ds:uri="http://schemas.microsoft.com/office/2006/metadata/properties"/>
-    <ds:schemaRef ds:uri="http://schemas.microsoft.com/office/infopath/2007/PartnerControls"/>
-    <ds:schemaRef ds:uri="a9bc63bf-e414-4596-9255-bdb522bb04a2"/>
+    <ds:schemaRef ds:uri="http://schemas.microsoft.com/sharepoint/v3/contenttype/forms"/>
   </ds:schemaRefs>
 </ds:datastoreItem>
 </file>
 
 <file path=customXml/itemProps2.xml><?xml version="1.0" encoding="utf-8"?>
-<ds:datastoreItem xmlns:ds="http://schemas.openxmlformats.org/officeDocument/2006/customXml" ds:itemID="{A33AEA28-2BB5-4531-8AA6-E836D1A317B9}">
+<ds:datastoreItem xmlns:ds="http://schemas.openxmlformats.org/officeDocument/2006/customXml" ds:itemID="{24C266C1-7226-4359-ADBF-6C2212874881}">
   <ds:schemaRefs>
-    <ds:schemaRef ds:uri="http://schemas.microsoft.com/sharepoint/v3/contenttype/forms"/>
+    <ds:schemaRef ds:uri="http://schemas.openxmlformats.org/officeDocument/2006/bibliography"/>
   </ds:schemaRefs>
 </ds:datastoreItem>
 </file>
@@ -17402,9 +17314,11 @@
 </file>
 
 <file path=customXml/itemProps4.xml><?xml version="1.0" encoding="utf-8"?>
-<ds:datastoreItem xmlns:ds="http://schemas.openxmlformats.org/officeDocument/2006/customXml" ds:itemID="{24C266C1-7226-4359-ADBF-6C2212874881}">
+<ds:datastoreItem xmlns:ds="http://schemas.openxmlformats.org/officeDocument/2006/customXml" ds:itemID="{A73E29A6-B802-4A70-85D1-63DDE2FFA54D}">
   <ds:schemaRefs>
-    <ds:schemaRef ds:uri="http://schemas.openxmlformats.org/officeDocument/2006/bibliography"/>
+    <ds:schemaRef ds:uri="http://schemas.microsoft.com/office/2006/metadata/properties"/>
+    <ds:schemaRef ds:uri="http://schemas.microsoft.com/office/infopath/2007/PartnerControls"/>
+    <ds:schemaRef ds:uri="a9bc63bf-e414-4596-9255-bdb522bb04a2"/>
   </ds:schemaRefs>
 </ds:datastoreItem>
 </file>